--- a/lawyer/02-privacy-policy-draft.docx
+++ b/lawyer/02-privacy-policy-draft.docx
@@ -15,14 +15,11 @@
         <w:rPr>
           <w:b/>
         </w:rPr>
-        <w:t>Draft for review · Version 1.0-draft · 18 September 2026</w:t>
+        <w:t>Draft for review · Version 1.1-draft · 6 October 2026</w:t>
       </w:r>
     </w:p>
     <w:p>
       <w:r>
-        <w:rPr>
-          <w:i/>
-        </w:rPr>
         <w:t xml:space="preserve">Draft prepared for the tester program, written to the Australian Privacy Principles (APPs) in the </w:t>
       </w:r>
       <w:r>
@@ -32,7 +29,7 @@
         <w:t>Privacy Act 1988 (Cth)</w:t>
       </w:r>
       <w:r>
-        <w:t>. Have a lawyer review it before the public launch. Square-bracket items must be filled in before publishing. Even if the business is under the $3 million small-business threshold, publishing and following this policy is expected by testers and by the app stores.</w:t>
+        <w:t>, and brought up to date with the app as it stands on 6 October 2026. Square-bracket items must be filled in before publishing. Even if the business is under the $3 million small-business threshold, publishing and following this policy is expected by testers and by the app stores.</w:t>
       </w:r>
     </w:p>
     <w:p>
@@ -134,7 +131,7 @@
         <w:t>Timeclock location.</w:t>
       </w:r>
       <w:r>
-        <w:t xml:space="preserve"> When a crew member signs in or out of a job in the employee app, the app records the time and, if the phone allows it, the GPS position and its distance from the job site. This is used to show the owner who is on site and to flag sign-ins far from the job. Location is captured only at sign-in and sign-out, not continuously.</w:t>
+        <w:t xml:space="preserve"> When a crew member signs in or out of a job in the employee app, the app records the time and, if the phone allows it, the GPS position and its distance from the job site. Each job has a radius set by the business; a sign-in outside it is marked "off site" with the distance. This is used to show the owner who is on site and to flag sign-ins far from the job. Location is captured only at sign-in and sign-out, not continuously.</w:t>
       </w:r>
     </w:p>
     <w:p>
@@ -146,17 +143,6 @@
       </w:r>
       <w:r>
         <w:t xml:space="preserve"> name, company, phone, email, site and postal address, how they found the business, notes, tags, call and message history, quote, invoice, payment and project history, review and follow-up preferences, SMS opt-out status.</w:t>
-      </w:r>
-    </w:p>
-    <w:p>
-      <w:r>
-        <w:rPr>
-          <w:b/>
-        </w:rPr>
-        <w:t>Website enquiry forms:</w:t>
-      </w:r>
-      <w:r>
-        <w:t xml:space="preserve"> name, email, phone, address, message, the page it came from, IP address and browser details (for spam control).</w:t>
       </w:r>
     </w:p>
     <w:p>
@@ -200,7 +186,7 @@
         <w:t>Payments:</w:t>
       </w:r>
       <w:r>
-        <w:t xml:space="preserve"> card payments on client links are handled by Stripe. We receive the payment result, amount, last four digits and a payment reference. We never see full card numbers. Bank-transfer payments recorded by the business are stored as the business enters them.</w:t>
+        <w:t xml:space="preserve"> clients pay the business directly by bank transfer or another method the business records (cash, card in person, cheque). We hold no card details. Payments are stored as the business enters them.</w:t>
       </w:r>
     </w:p>
     <w:p>
@@ -211,7 +197,18 @@
         <w:t>Connected services:</w:t>
       </w:r>
       <w:r>
-        <w:t xml:space="preserve"> access tokens for Google Drive, Google Calendar, Gmail, Microsoft 365, IMAP and Apple Calendar (iCloud app-specific password, encrypted at rest), and Twilio credentials, so the Service can act on the business's behalf.</w:t>
+        <w:t xml:space="preserve"> access tokens for Google Drive, Google Calendar, Gmail, Microsoft 365 (OneDrive, Outlook calendar and mail), IMAP and Apple Calendar (iCloud app-specific password, encrypted at rest), and Twilio credentials, so the Service can act on the business's behalf.</w:t>
+      </w:r>
+    </w:p>
+    <w:p>
+      <w:r>
+        <w:rPr>
+          <w:b/>
+        </w:rPr>
+        <w:t>Tester program and product updates:</w:t>
+      </w:r>
+      <w:r>
+        <w:t xml:space="preserve"> feedback and screenshots sent through the in-app helper, tester invite codes and failed-code attempts, and which product-update notices each user has seen.</w:t>
       </w:r>
     </w:p>
     <w:p>
@@ -276,7 +273,7 @@
         <w:t>AI features.</w:t>
       </w:r>
       <w:r>
-        <w:t xml:space="preserve"> Some features send parts of a business's own data (for example today's jobs, recent quotes, a client's message history, or text to polish) to an AI model provider to produce a summary or draft. Only that business's data is included. The provider is contractually not permitted to use it to train models. See section 5.</w:t>
+        <w:t xml:space="preserve"> Some features send parts of a business's own data (for example today's jobs, recent quotes, a client's message history, or text to polish) to Anthropic's AI model (Claude) to produce a summary or draft. Only that business's data is included, and crew members have no AI features. Anthropic's commercial terms do not permit it to use the data to train models. See section 5.</w:t>
       </w:r>
     </w:p>
     <w:p>
@@ -325,7 +322,7 @@
         <w:t>Photos.</w:t>
       </w:r>
       <w:r>
-        <w:t xml:space="preserve"> When a business connects Google Drive, site and quote photos are stored in that business's own Drive. To display them in the app and on client links, each photo file is set to "anyone with the link can view". The link is long and random, but it does not expire, so anyone who obtains it can view the photo. Do not photograph anything you would not want a client to see, and blur or crop people who have not agreed to be photographed. When Drive is not connected, photos are stored inside the Service.</w:t>
+        <w:t xml:space="preserve"> When a business connects Google Drive or Microsoft OneDrive, site and quote photos are stored in that business's own Drive or OneDrive. To display them in the app and on client links, each photo file is set to "anyone with the link can view". The link is long and random, but it does not expire, so anyone who obtains it can view the photo. Do not photograph anything you would not want a client to see, and blur or crop people who have not agreed to be photographed. When neither is connected, photos are stored inside the Service.</w:t>
       </w:r>
     </w:p>
     <w:p>
@@ -428,7 +425,7 @@
           </w:tcPr>
           <w:p>
             <w:r>
-              <w:t>[Hosting provider, e.g. Emergent / cloud region]</w:t>
+              <w:t>Emergent</w:t>
             </w:r>
           </w:p>
         </w:tc>
@@ -534,7 +531,7 @@
           </w:tcPr>
           <w:p>
             <w:r>
-              <w:t>Card payments on client links; our own subscription billing later</w:t>
+              <w:t>Our own subscription billing, when paid plans start (no client payments)</w:t>
             </w:r>
           </w:p>
         </w:tc>
@@ -588,7 +585,7 @@
           </w:tcPr>
           <w:p>
             <w:r>
-              <w:t>Microsoft 365</w:t>
+              <w:t>Microsoft 365 (OneDrive, Outlook calendar, mail)</w:t>
             </w:r>
           </w:p>
         </w:tc>
@@ -598,7 +595,7 @@
           </w:tcPr>
           <w:p>
             <w:r>
-              <w:t>Inbox sync, when connected</w:t>
+              <w:t>Photo storage, calendar overlay, inbox sync — only when the business connects them</w:t>
             </w:r>
           </w:p>
         </w:tc>
@@ -652,7 +649,7 @@
           </w:tcPr>
           <w:p>
             <w:r>
-              <w:t>AI model provider (currently OpenAI, accessed through Emergent)</w:t>
+              <w:t>Anthropic (Claude)</w:t>
             </w:r>
           </w:p>
         </w:tc>
@@ -662,7 +659,7 @@
           </w:tcPr>
           <w:p>
             <w:r>
-              <w:t>AI summaries, briefings, drafts</w:t>
+              <w:t>The assistant, morning brief, summaries and drafts</w:t>
             </w:r>
           </w:p>
         </w:tc>
@@ -684,7 +681,7 @@
           </w:tcPr>
           <w:p>
             <w:r>
-              <w:t>A weather service and a geocoding service</w:t>
+              <w:t>Open-Meteo</w:t>
             </w:r>
           </w:p>
         </w:tc>
@@ -694,7 +691,7 @@
           </w:tcPr>
           <w:p>
             <w:r>
-              <w:t>Weather in the briefing; turning addresses into map positions</w:t>
+              <w:t>Weather in the morning brief; turning job addresses into map positions</w:t>
             </w:r>
           </w:p>
         </w:tc>
@@ -704,7 +701,7 @@
           </w:tcPr>
           <w:p>
             <w:r>
-              <w:t>[Provider — confirm]</w:t>
+              <w:t>Germany</w:t>
             </w:r>
           </w:p>
         </w:tc>
@@ -753,7 +750,7 @@
     </w:p>
     <w:p>
       <w:r>
-        <w:t>The app stores your sign-in token, role and a few display preferences in your browser's local storage so you stay signed in and the app remembers your settings. We do not use third-party advertising cookies. Payment pages use Stripe's own cookies.</w:t>
+        <w:t>The app stores your sign-in token, role and a few display preferences in your browser's local storage so you stay signed in and the app remembers your settings. We do not use third-party advertising cookies.</w:t>
       </w:r>
     </w:p>
     <w:p>
